--- a/en/wisdom-stories/what-women-endure.docx
+++ b/en/wisdom-stories/what-women-endure.docx
@@ -131,7 +131,7 @@
         <w:rPr>
           <w:lang/>
         </w:rPr>
-        <w:t>Too few recognised your worth.</w:t>
+        <w:t xml:space="preserve">Too few recognized your worth.</w:t>
       </w:r>
     </w:p>
     <w:p>
@@ -367,7 +367,7 @@
           <w:bCs/>
           <w:lang/>
         </w:rPr>
-        <w:t>Moral: Valuing women means more than praising their sacrifices. It means hearing their voices, recognising their work and respecting their choices and dignity. Love and peace grow where everyone is valued equally.</w:t>
+        <w:t xml:space="preserve">Moral: Valuing women means more than praising their sacrifices. It means hearing their voices, recognizing their work and respecting their choices and dignity. Love and peace grow where everyone is valued equally.</w:t>
       </w:r>
     </w:p>
     <w:p>
